--- a/Lotrinh_hoc_AI/07_tuan/Support Vector Machine(SVM).docx
+++ b/Lotrinh_hoc_AI/07_tuan/Support Vector Machine(SVM).docx
@@ -3,7 +3,17 @@
 <w:document xmlns:wpc="http://schemas.microsoft.com/office/word/2010/wordprocessingCanvas" xmlns:cx="http://schemas.microsoft.com/office/drawing/2014/chartex" xmlns:mc="http://schemas.openxmlformats.org/markup-compatibility/2006" xmlns:o="urn:schemas-microsoft-com:office:office" xmlns:r="http://schemas.openxmlformats.org/officeDocument/2006/relationships" xmlns:m="http://schemas.openxmlformats.org/officeDocument/2006/math" xmlns:v="urn:schemas-microsoft-com:vml" xmlns:wp14="http://schemas.microsoft.com/office/word/2010/wordprocessingDrawing" xmlns:wp="http://schemas.openxmlformats.org/drawingml/2006/wordprocessingDrawing" xmlns:w10="urn:schemas-microsoft-com:office:word" xmlns:w="http://schemas.openxmlformats.org/wordprocessingml/2006/main" xmlns:w14="http://schemas.microsoft.com/office/word/2010/wordml" xmlns:w15="http://schemas.microsoft.com/office/word/2012/wordml" xmlns:w16se="http://schemas.microsoft.com/office/word/2015/wordml/symex" xmlns:wpg="http://schemas.microsoft.com/office/word/2010/wordprocessingGroup" xmlns:wpi="http://schemas.microsoft.com/office/word/2010/wordprocessingInk" xmlns:wne="http://schemas.microsoft.com/office/word/2006/wordml" xmlns:wps="http://schemas.microsoft.com/office/word/2010/wordprocessingShape" mc:Ignorable="w14 w15 w16se wp14">
   <w:body>
     <w:p>
+      <w:pPr>
+        <w:rPr>
+          <w:sz w:val="28"/>
+          <w:szCs w:val="28"/>
+        </w:rPr>
+      </w:pPr>
       <w:r>
+        <w:rPr>
+          <w:sz w:val="28"/>
+          <w:szCs w:val="28"/>
+        </w:rPr>
         <w:br/>
       </w:r>
       <w:r>
@@ -12,8 +22,9 @@
           <w:b/>
           <w:bCs/>
           <w:color w:val="0F0F0F"/>
-          <w:sz w:val="30"/>
-          <w:szCs w:val="30"/>
+          <w:sz w:val="28"/>
+          <w:szCs w:val="28"/>
+          <w:highlight w:val="yellow"/>
           <w:shd w:val="clear" w:color="auto" w:fill="FFFFFF"/>
         </w:rPr>
         <w:t>Support Vector Machine (SVM)</w:t>

--- a/Lotrinh_hoc_AI/07_tuan/Support Vector Machine(SVM).docx
+++ b/Lotrinh_hoc_AI/07_tuan/Support Vector Machine(SVM).docx
@@ -4,18 +4,17 @@
   <w:body>
     <w:p>
       <w:pPr>
-        <w:rPr>
+        <w:jc w:val="both"/>
+        <w:rPr>
+          <w:rFonts w:ascii="Roboto" w:hAnsi="Roboto"/>
+          <w:b/>
+          <w:bCs/>
+          <w:color w:val="0F0F0F"/>
           <w:sz w:val="28"/>
           <w:szCs w:val="28"/>
-        </w:rPr>
-      </w:pPr>
-      <w:r>
-        <w:rPr>
-          <w:sz w:val="28"/>
-          <w:szCs w:val="28"/>
-        </w:rPr>
-        <w:br/>
-      </w:r>
+          <w:shd w:val="clear" w:color="auto" w:fill="FFFFFF"/>
+        </w:rPr>
+      </w:pPr>
       <w:r>
         <w:rPr>
           <w:rFonts w:ascii="Roboto" w:hAnsi="Roboto"/>
@@ -29,8 +28,451 @@
         </w:rPr>
         <w:t>Support Vector Machine (SVM)</w:t>
       </w:r>
+    </w:p>
+    <w:p>
+      <w:pPr>
+        <w:jc w:val="both"/>
+      </w:pPr>
+      <w:r>
+        <w:rPr>
+          <w:rStyle w:val="Strong"/>
+        </w:rPr>
+        <w:t>SVM (Support Vector Machine)</w:t>
+      </w:r>
+      <w:r>
+        <w:t xml:space="preserve"> </w:t>
+      </w:r>
+      <w:r>
+        <w:t xml:space="preserve"> </w:t>
+      </w:r>
+      <w:r>
+        <w:t>Mô hình này</w:t>
+      </w:r>
+      <w:r>
+        <w:t xml:space="preserve"> </w:t>
+      </w:r>
+      <w:r>
+        <w:t xml:space="preserve">giải quyết tốt một lớp bài toán rất phổ biến: </w:t>
+      </w:r>
+      <w:r>
+        <w:rPr>
+          <w:rStyle w:val="Strong"/>
+        </w:rPr>
+        <w:t>phân loại (classification)</w:t>
+      </w:r>
+      <w:r>
+        <w:t>, đặc biệt là khi dữ liệu không quá lớn nhưng cần độ chính xác cao và ranh giới phân loại rõ ràng.</w:t>
+      </w:r>
+    </w:p>
+    <w:p>
+      <w:pPr>
+        <w:spacing w:before="100" w:beforeAutospacing="1" w:after="100" w:afterAutospacing="1" w:line="240" w:lineRule="auto"/>
+        <w:jc w:val="both"/>
+        <w:outlineLvl w:val="2"/>
+        <w:rPr>
+          <w:rFonts w:ascii="Times New Roman" w:eastAsia="Times New Roman" w:hAnsi="Times New Roman" w:cs="Times New Roman"/>
+          <w:b/>
+          <w:bCs/>
+          <w:sz w:val="27"/>
+          <w:szCs w:val="27"/>
+        </w:rPr>
+      </w:pPr>
+      <w:r>
+        <w:rPr>
+          <w:rFonts w:ascii="Times New Roman" w:eastAsia="Times New Roman" w:hAnsi="Times New Roman" w:cs="Times New Roman"/>
+          <w:b/>
+          <w:bCs/>
+          <w:sz w:val="27"/>
+          <w:szCs w:val="27"/>
+        </w:rPr>
+        <w:t>1. Bài toán gốc: Phân loại nhị phân (Binary Classification)</w:t>
+      </w:r>
+    </w:p>
+    <w:p>
+      <w:pPr>
+        <w:spacing w:before="100" w:beforeAutospacing="1" w:after="100" w:afterAutospacing="1" w:line="240" w:lineRule="auto"/>
+        <w:jc w:val="both"/>
+        <w:rPr>
+          <w:rFonts w:ascii="Times New Roman" w:eastAsia="Times New Roman" w:hAnsi="Times New Roman" w:cs="Times New Roman"/>
+          <w:sz w:val="24"/>
+          <w:szCs w:val="24"/>
+        </w:rPr>
+      </w:pPr>
+      <w:r>
+        <w:rPr>
+          <w:rFonts w:ascii="Times New Roman" w:eastAsia="Times New Roman" w:hAnsi="Times New Roman" w:cs="Times New Roman"/>
+          <w:sz w:val="24"/>
+          <w:szCs w:val="24"/>
+        </w:rPr>
+        <w:t xml:space="preserve">SVM sinh ra để trả lời câu hỏi: cho hai nhóm dữ liệu, làm sao vẽ một </w:t>
+      </w:r>
+      <w:r>
+        <w:rPr>
+          <w:rFonts w:ascii="Times New Roman" w:eastAsia="Times New Roman" w:hAnsi="Times New Roman" w:cs="Times New Roman"/>
+          <w:b/>
+          <w:bCs/>
+          <w:sz w:val="24"/>
+          <w:szCs w:val="24"/>
+        </w:rPr>
+        <w:t>đường/mặt phân cách (hyperplane)</w:t>
+      </w:r>
+      <w:r>
+        <w:rPr>
+          <w:rFonts w:ascii="Times New Roman" w:eastAsia="Times New Roman" w:hAnsi="Times New Roman" w:cs="Times New Roman"/>
+          <w:sz w:val="24"/>
+          <w:szCs w:val="24"/>
+        </w:rPr>
+        <w:t xml:space="preserve"> sao cho tách chúng ra tốt nhất?</w:t>
+      </w:r>
+    </w:p>
+    <w:p>
+      <w:pPr>
+        <w:pStyle w:val="NormalWeb"/>
+        <w:jc w:val="both"/>
+      </w:pPr>
+      <w:r>
+        <w:t xml:space="preserve">Điểm khác biệt so với các thuật toán khác (như Logistic Regression): SVM không chỉ tìm một đường phân cách </w:t>
+      </w:r>
+      <w:r>
+        <w:rPr>
+          <w:rStyle w:val="Emphasis"/>
+        </w:rPr>
+        <w:t>bất kỳ</w:t>
+      </w:r>
+      <w:r>
+        <w:t xml:space="preserve"> nào phân loại đúng, mà tìm đường phân cách có </w:t>
+      </w:r>
+      <w:r>
+        <w:rPr>
+          <w:rStyle w:val="Strong"/>
+        </w:rPr>
+        <w:t>margin (lề)</w:t>
+      </w:r>
+      <w:r>
+        <w:t xml:space="preserve"> lớn nhất — tức là khoảng cách từ đường phân cách đến các điểm gần nhất của mỗi lớp là lớn nhất có thể.</w:t>
+      </w:r>
+    </w:p>
+    <w:p>
+      <w:pPr>
+        <w:pStyle w:val="NormalWeb"/>
+        <w:jc w:val="both"/>
+      </w:pPr>
+      <w:r>
+        <w:t xml:space="preserve">Các điểm gần đường biên nhất đó gọi là </w:t>
+      </w:r>
+      <w:r>
+        <w:rPr>
+          <w:rStyle w:val="Strong"/>
+        </w:rPr>
+        <w:t>support vectors</w:t>
+      </w:r>
+      <w:r>
+        <w:t xml:space="preserve"> — đây cũng là lý do tên thuật toán.</w:t>
+      </w:r>
+    </w:p>
+    <w:p>
+      <w:pPr>
+        <w:jc w:val="both"/>
+      </w:pPr>
+      <w:r>
+        <w:rPr>
+          <w:rStyle w:val="Strong"/>
+          <w:highlight w:val="cyan"/>
+        </w:rPr>
+        <w:t>Trực giác:</w:t>
+      </w:r>
+      <w:r>
+        <w:rPr>
+          <w:highlight w:val="cyan"/>
+        </w:rPr>
+        <w:t xml:space="preserve"> margin càng rộng → mô hình càng "tự tin" và ít bị overfitting khi gặp dữ liệu mới.</w:t>
+      </w:r>
+    </w:p>
+    <w:p>
+      <w:pPr>
+        <w:pStyle w:val="Heading3"/>
+      </w:pPr>
+      <w:r>
+        <w:t>2. Vì sao margin lớn lại quan trọng?</w:t>
+      </w:r>
+    </w:p>
+    <w:p>
+      <w:pPr>
+        <w:numPr>
+          <w:ilvl w:val="0"/>
+          <w:numId w:val="1"/>
+        </w:numPr>
+        <w:spacing w:before="100" w:beforeAutospacing="1" w:after="100" w:afterAutospacing="1" w:line="240" w:lineRule="auto"/>
+      </w:pPr>
+      <w:r>
+        <w:t>Nếu đường phân cách sát với một lớp dữ liệu, chỉ cần nhiễu nhỏ là điểm dữ liệu mới có thể bị phân loại sai.</w:t>
+      </w:r>
+    </w:p>
+    <w:p>
+      <w:pPr>
+        <w:numPr>
+          <w:ilvl w:val="0"/>
+          <w:numId w:val="1"/>
+        </w:numPr>
+        <w:spacing w:before="100" w:beforeAutospacing="1" w:after="100" w:afterAutospacing="1" w:line="240" w:lineRule="auto"/>
+      </w:pPr>
+      <w:r>
+        <w:t xml:space="preserve">Margin lớn giúp mô hình </w:t>
+      </w:r>
+      <w:r>
+        <w:rPr>
+          <w:rStyle w:val="Strong"/>
+        </w:rPr>
+        <w:t>tổng quát hóa (generalize)</w:t>
+      </w:r>
+      <w:r>
+        <w:t xml:space="preserve"> tốt hơn trên dữ liệu chưa từng thấy.</w:t>
+      </w:r>
+    </w:p>
+    <w:p>
+      <w:pPr>
+        <w:spacing w:before="100" w:beforeAutospacing="1" w:after="100" w:afterAutospacing="1" w:line="240" w:lineRule="auto"/>
+        <w:outlineLvl w:val="2"/>
+        <w:rPr>
+          <w:rFonts w:ascii="Times New Roman" w:eastAsia="Times New Roman" w:hAnsi="Times New Roman" w:cs="Times New Roman"/>
+          <w:b/>
+          <w:bCs/>
+          <w:sz w:val="27"/>
+          <w:szCs w:val="27"/>
+        </w:rPr>
+      </w:pPr>
+      <w:r>
+        <w:rPr>
+          <w:rFonts w:ascii="Times New Roman" w:eastAsia="Times New Roman" w:hAnsi="Times New Roman" w:cs="Times New Roman"/>
+          <w:b/>
+          <w:bCs/>
+          <w:sz w:val="27"/>
+          <w:szCs w:val="27"/>
+        </w:rPr>
+        <w:t>3. Khi dữ liệu không phân tách tuyến tính được — Kernel Trick</w:t>
+      </w:r>
+    </w:p>
+    <w:p>
+      <w:pPr>
+        <w:spacing w:before="100" w:beforeAutospacing="1" w:after="100" w:afterAutospacing="1" w:line="240" w:lineRule="auto"/>
+        <w:outlineLvl w:val="2"/>
+        <w:rPr>
+          <w:rFonts w:ascii="Times New Roman" w:eastAsia="Times New Roman" w:hAnsi="Times New Roman" w:cs="Times New Roman"/>
+          <w:sz w:val="24"/>
+          <w:szCs w:val="24"/>
+        </w:rPr>
+      </w:pPr>
       <w:bookmarkStart w:id="0" w:name="_GoBack"/>
-      <w:bookmarkEnd w:id="0"/>
+      <w:r>
+        <w:rPr>
+          <w:rFonts w:ascii="Times New Roman" w:eastAsia="Times New Roman" w:hAnsi="Times New Roman" w:cs="Times New Roman"/>
+          <w:sz w:val="24"/>
+          <w:szCs w:val="24"/>
+        </w:rPr>
+        <w:t xml:space="preserve">Đây là phần khiến SVM trở nên mạnh mẽ. Nhiều bài toán thực tế dữ liệu không thể tách bằng một đường thẳng/mặt phẳng. SVM giải quyết bằng </w:t>
+      </w:r>
+      <w:r>
+        <w:rPr>
+          <w:rFonts w:ascii="Times New Roman" w:eastAsia="Times New Roman" w:hAnsi="Times New Roman" w:cs="Times New Roman"/>
+          <w:b/>
+          <w:bCs/>
+          <w:sz w:val="24"/>
+          <w:szCs w:val="24"/>
+        </w:rPr>
+        <w:t>kernel trick</w:t>
+      </w:r>
+      <w:r>
+        <w:rPr>
+          <w:rFonts w:ascii="Times New Roman" w:eastAsia="Times New Roman" w:hAnsi="Times New Roman" w:cs="Times New Roman"/>
+          <w:sz w:val="24"/>
+          <w:szCs w:val="24"/>
+        </w:rPr>
+        <w:t xml:space="preserve">: ánh xạ dữ liệu sang không gian nhiều chiều hơn, nơi nó </w:t>
+      </w:r>
+      <w:r>
+        <w:rPr>
+          <w:rFonts w:ascii="Times New Roman" w:eastAsia="Times New Roman" w:hAnsi="Times New Roman" w:cs="Times New Roman"/>
+          <w:i/>
+          <w:iCs/>
+          <w:sz w:val="24"/>
+          <w:szCs w:val="24"/>
+        </w:rPr>
+        <w:t>có thể</w:t>
+      </w:r>
+      <w:r>
+        <w:rPr>
+          <w:rFonts w:ascii="Times New Roman" w:eastAsia="Times New Roman" w:hAnsi="Times New Roman" w:cs="Times New Roman"/>
+          <w:sz w:val="24"/>
+          <w:szCs w:val="24"/>
+        </w:rPr>
+        <w:t xml:space="preserve"> tách tuyến tính được, mà không cần tính toán tường minh phép ánh xạ đó (tiết kiệm chi phí tính toán rất nhiều).</w:t>
+      </w:r>
+    </w:p>
+    <w:bookmarkEnd w:id="0"/>
+    <w:p>
+      <w:pPr>
+        <w:spacing w:before="100" w:beforeAutospacing="1" w:after="100" w:afterAutospacing="1" w:line="240" w:lineRule="auto"/>
+        <w:rPr>
+          <w:rFonts w:ascii="Times New Roman" w:eastAsia="Times New Roman" w:hAnsi="Times New Roman" w:cs="Times New Roman"/>
+          <w:sz w:val="24"/>
+          <w:szCs w:val="24"/>
+        </w:rPr>
+      </w:pPr>
+      <w:r>
+        <w:rPr>
+          <w:rFonts w:ascii="Times New Roman" w:eastAsia="Times New Roman" w:hAnsi="Times New Roman" w:cs="Times New Roman"/>
+          <w:sz w:val="24"/>
+          <w:szCs w:val="24"/>
+        </w:rPr>
+        <w:t>Một số kernel phổ biến:</w:t>
+      </w:r>
+    </w:p>
+    <w:p>
+      <w:pPr>
+        <w:numPr>
+          <w:ilvl w:val="0"/>
+          <w:numId w:val="2"/>
+        </w:numPr>
+        <w:spacing w:before="100" w:beforeAutospacing="1" w:after="100" w:afterAutospacing="1" w:line="240" w:lineRule="auto"/>
+        <w:rPr>
+          <w:rFonts w:ascii="Times New Roman" w:eastAsia="Times New Roman" w:hAnsi="Times New Roman" w:cs="Times New Roman"/>
+          <w:sz w:val="24"/>
+          <w:szCs w:val="24"/>
+        </w:rPr>
+      </w:pPr>
+      <w:r>
+        <w:rPr>
+          <w:rFonts w:ascii="Times New Roman" w:eastAsia="Times New Roman" w:hAnsi="Times New Roman" w:cs="Times New Roman"/>
+          <w:b/>
+          <w:bCs/>
+          <w:sz w:val="24"/>
+          <w:szCs w:val="24"/>
+        </w:rPr>
+        <w:t>Linear kernel</w:t>
+      </w:r>
+      <w:r>
+        <w:rPr>
+          <w:rFonts w:ascii="Times New Roman" w:eastAsia="Times New Roman" w:hAnsi="Times New Roman" w:cs="Times New Roman"/>
+          <w:sz w:val="24"/>
+          <w:szCs w:val="24"/>
+        </w:rPr>
+        <w:t xml:space="preserve"> – khi dữ liệu đã gần như tách tuyến tính</w:t>
+      </w:r>
+    </w:p>
+    <w:p>
+      <w:pPr>
+        <w:numPr>
+          <w:ilvl w:val="0"/>
+          <w:numId w:val="2"/>
+        </w:numPr>
+        <w:spacing w:before="100" w:beforeAutospacing="1" w:after="100" w:afterAutospacing="1" w:line="240" w:lineRule="auto"/>
+        <w:rPr>
+          <w:rFonts w:ascii="Times New Roman" w:eastAsia="Times New Roman" w:hAnsi="Times New Roman" w:cs="Times New Roman"/>
+          <w:sz w:val="24"/>
+          <w:szCs w:val="24"/>
+        </w:rPr>
+      </w:pPr>
+      <w:r>
+        <w:rPr>
+          <w:rFonts w:ascii="Times New Roman" w:eastAsia="Times New Roman" w:hAnsi="Times New Roman" w:cs="Times New Roman"/>
+          <w:b/>
+          <w:bCs/>
+          <w:sz w:val="24"/>
+          <w:szCs w:val="24"/>
+        </w:rPr>
+        <w:t>Polynomial kernel</w:t>
+      </w:r>
+      <w:r>
+        <w:rPr>
+          <w:rFonts w:ascii="Times New Roman" w:eastAsia="Times New Roman" w:hAnsi="Times New Roman" w:cs="Times New Roman"/>
+          <w:sz w:val="24"/>
+          <w:szCs w:val="24"/>
+        </w:rPr>
+        <w:t xml:space="preserve"> – ranh giới cong bậc cao</w:t>
+      </w:r>
+    </w:p>
+    <w:p>
+      <w:pPr>
+        <w:numPr>
+          <w:ilvl w:val="0"/>
+          <w:numId w:val="2"/>
+        </w:numPr>
+        <w:spacing w:before="100" w:beforeAutospacing="1" w:after="100" w:afterAutospacing="1" w:line="240" w:lineRule="auto"/>
+        <w:rPr>
+          <w:rFonts w:ascii="Times New Roman" w:eastAsia="Times New Roman" w:hAnsi="Times New Roman" w:cs="Times New Roman"/>
+          <w:sz w:val="24"/>
+          <w:szCs w:val="24"/>
+        </w:rPr>
+      </w:pPr>
+      <w:r>
+        <w:rPr>
+          <w:rFonts w:ascii="Times New Roman" w:eastAsia="Times New Roman" w:hAnsi="Times New Roman" w:cs="Times New Roman"/>
+          <w:b/>
+          <w:bCs/>
+          <w:sz w:val="24"/>
+          <w:szCs w:val="24"/>
+        </w:rPr>
+        <w:t>RBF (Gaussian) kernel</w:t>
+      </w:r>
+      <w:r>
+        <w:rPr>
+          <w:rFonts w:ascii="Times New Roman" w:eastAsia="Times New Roman" w:hAnsi="Times New Roman" w:cs="Times New Roman"/>
+          <w:sz w:val="24"/>
+          <w:szCs w:val="24"/>
+        </w:rPr>
+        <w:t xml:space="preserve"> – linh hoạt nhất, dùng cho ranh giới phức tạp</w:t>
+      </w:r>
+    </w:p>
+    <w:p>
+      <w:pPr>
+        <w:jc w:val="both"/>
+        <w:rPr>
+          <w:sz w:val="28"/>
+          <w:szCs w:val="28"/>
+        </w:rPr>
+      </w:pPr>
+      <w:r>
+        <w:rPr>
+          <w:sz w:val="28"/>
+          <w:szCs w:val="28"/>
+        </w:rPr>
+        <w:lastRenderedPageBreak/>
+        <w:drawing>
+          <wp:inline distT="0" distB="0" distL="0" distR="0" wp14:anchorId="15D0F70F" wp14:editId="07246739">
+            <wp:extent cx="5942330" cy="1647825"/>
+            <wp:effectExtent l="0" t="0" r="1270" b="9525"/>
+            <wp:docPr id="1" name="Picture 1"/>
+            <wp:cNvGraphicFramePr>
+              <a:graphicFrameLocks xmlns:a="http://schemas.openxmlformats.org/drawingml/2006/main" noChangeAspect="1"/>
+            </wp:cNvGraphicFramePr>
+            <a:graphic xmlns:a="http://schemas.openxmlformats.org/drawingml/2006/main">
+              <a:graphicData uri="http://schemas.openxmlformats.org/drawingml/2006/picture">
+                <pic:pic xmlns:pic="http://schemas.openxmlformats.org/drawingml/2006/picture">
+                  <pic:nvPicPr>
+                    <pic:cNvPr id="1" name=""/>
+                    <pic:cNvPicPr/>
+                  </pic:nvPicPr>
+                  <pic:blipFill>
+                    <a:blip r:embed="rId5"/>
+                    <a:stretch>
+                      <a:fillRect/>
+                    </a:stretch>
+                  </pic:blipFill>
+                  <pic:spPr>
+                    <a:xfrm>
+                      <a:off x="0" y="0"/>
+                      <a:ext cx="5969052" cy="1655235"/>
+                    </a:xfrm>
+                    <a:prstGeom prst="rect">
+                      <a:avLst/>
+                    </a:prstGeom>
+                  </pic:spPr>
+                </pic:pic>
+              </a:graphicData>
+            </a:graphic>
+          </wp:inline>
+        </w:drawing>
+      </w:r>
     </w:p>
     <w:sectPr>
       <w:pgSz w:w="12240" w:h="15840"/>
@@ -40,6 +482,315 @@
     </w:sectPr>
   </w:body>
 </w:document>
+</file>
+
+<file path=word/numbering.xml><?xml version="1.0" encoding="utf-8"?>
+<w:numbering xmlns:wpc="http://schemas.microsoft.com/office/word/2010/wordprocessingCanvas" xmlns:cx="http://schemas.microsoft.com/office/drawing/2014/chartex" xmlns:mc="http://schemas.openxmlformats.org/markup-compatibility/2006" xmlns:o="urn:schemas-microsoft-com:office:office" xmlns:r="http://schemas.openxmlformats.org/officeDocument/2006/relationships" xmlns:m="http://schemas.openxmlformats.org/officeDocument/2006/math" xmlns:v="urn:schemas-microsoft-com:vml" xmlns:wp14="http://schemas.microsoft.com/office/word/2010/wordprocessingDrawing" xmlns:wp="http://schemas.openxmlformats.org/drawingml/2006/wordprocessingDrawing" xmlns:w10="urn:schemas-microsoft-com:office:word" xmlns:w="http://schemas.openxmlformats.org/wordprocessingml/2006/main" xmlns:w14="http://schemas.microsoft.com/office/word/2010/wordml" xmlns:w15="http://schemas.microsoft.com/office/word/2012/wordml" xmlns:w16se="http://schemas.microsoft.com/office/word/2015/wordml/symex" xmlns:wpg="http://schemas.microsoft.com/office/word/2010/wordprocessingGroup" xmlns:wpi="http://schemas.microsoft.com/office/word/2010/wordprocessingInk" xmlns:wne="http://schemas.microsoft.com/office/word/2006/wordml" xmlns:wps="http://schemas.microsoft.com/office/word/2010/wordprocessingShape" mc:Ignorable="w14 w15 w16se wp14">
+  <w:abstractNum w:abstractNumId="0" w15:restartNumberingAfterBreak="0">
+    <w:nsid w:val="082A5F17"/>
+    <w:multiLevelType w:val="multilevel"/>
+    <w:tmpl w:val="9A3206A6"/>
+    <w:lvl w:ilvl="0">
+      <w:start w:val="1"/>
+      <w:numFmt w:val="bullet"/>
+      <w:lvlText w:val=""/>
+      <w:lvlJc w:val="left"/>
+      <w:pPr>
+        <w:tabs>
+          <w:tab w:val="num" w:pos="720"/>
+        </w:tabs>
+        <w:ind w:left="720" w:hanging="360"/>
+      </w:pPr>
+      <w:rPr>
+        <w:rFonts w:ascii="Symbol" w:hAnsi="Symbol" w:hint="default"/>
+        <w:sz w:val="20"/>
+      </w:rPr>
+    </w:lvl>
+    <w:lvl w:ilvl="1" w:tentative="1">
+      <w:start w:val="1"/>
+      <w:numFmt w:val="bullet"/>
+      <w:lvlText w:val="o"/>
+      <w:lvlJc w:val="left"/>
+      <w:pPr>
+        <w:tabs>
+          <w:tab w:val="num" w:pos="1440"/>
+        </w:tabs>
+        <w:ind w:left="1440" w:hanging="360"/>
+      </w:pPr>
+      <w:rPr>
+        <w:rFonts w:ascii="Courier New" w:hAnsi="Courier New" w:hint="default"/>
+        <w:sz w:val="20"/>
+      </w:rPr>
+    </w:lvl>
+    <w:lvl w:ilvl="2" w:tentative="1">
+      <w:start w:val="1"/>
+      <w:numFmt w:val="bullet"/>
+      <w:lvlText w:val=""/>
+      <w:lvlJc w:val="left"/>
+      <w:pPr>
+        <w:tabs>
+          <w:tab w:val="num" w:pos="2160"/>
+        </w:tabs>
+        <w:ind w:left="2160" w:hanging="360"/>
+      </w:pPr>
+      <w:rPr>
+        <w:rFonts w:ascii="Wingdings" w:hAnsi="Wingdings" w:hint="default"/>
+        <w:sz w:val="20"/>
+      </w:rPr>
+    </w:lvl>
+    <w:lvl w:ilvl="3" w:tentative="1">
+      <w:start w:val="1"/>
+      <w:numFmt w:val="bullet"/>
+      <w:lvlText w:val=""/>
+      <w:lvlJc w:val="left"/>
+      <w:pPr>
+        <w:tabs>
+          <w:tab w:val="num" w:pos="2880"/>
+        </w:tabs>
+        <w:ind w:left="2880" w:hanging="360"/>
+      </w:pPr>
+      <w:rPr>
+        <w:rFonts w:ascii="Wingdings" w:hAnsi="Wingdings" w:hint="default"/>
+        <w:sz w:val="20"/>
+      </w:rPr>
+    </w:lvl>
+    <w:lvl w:ilvl="4" w:tentative="1">
+      <w:start w:val="1"/>
+      <w:numFmt w:val="bullet"/>
+      <w:lvlText w:val=""/>
+      <w:lvlJc w:val="left"/>
+      <w:pPr>
+        <w:tabs>
+          <w:tab w:val="num" w:pos="3600"/>
+        </w:tabs>
+        <w:ind w:left="3600" w:hanging="360"/>
+      </w:pPr>
+      <w:rPr>
+        <w:rFonts w:ascii="Wingdings" w:hAnsi="Wingdings" w:hint="default"/>
+        <w:sz w:val="20"/>
+      </w:rPr>
+    </w:lvl>
+    <w:lvl w:ilvl="5" w:tentative="1">
+      <w:start w:val="1"/>
+      <w:numFmt w:val="bullet"/>
+      <w:lvlText w:val=""/>
+      <w:lvlJc w:val="left"/>
+      <w:pPr>
+        <w:tabs>
+          <w:tab w:val="num" w:pos="4320"/>
+        </w:tabs>
+        <w:ind w:left="4320" w:hanging="360"/>
+      </w:pPr>
+      <w:rPr>
+        <w:rFonts w:ascii="Wingdings" w:hAnsi="Wingdings" w:hint="default"/>
+        <w:sz w:val="20"/>
+      </w:rPr>
+    </w:lvl>
+    <w:lvl w:ilvl="6" w:tentative="1">
+      <w:start w:val="1"/>
+      <w:numFmt w:val="bullet"/>
+      <w:lvlText w:val=""/>
+      <w:lvlJc w:val="left"/>
+      <w:pPr>
+        <w:tabs>
+          <w:tab w:val="num" w:pos="5040"/>
+        </w:tabs>
+        <w:ind w:left="5040" w:hanging="360"/>
+      </w:pPr>
+      <w:rPr>
+        <w:rFonts w:ascii="Wingdings" w:hAnsi="Wingdings" w:hint="default"/>
+        <w:sz w:val="20"/>
+      </w:rPr>
+    </w:lvl>
+    <w:lvl w:ilvl="7" w:tentative="1">
+      <w:start w:val="1"/>
+      <w:numFmt w:val="bullet"/>
+      <w:lvlText w:val=""/>
+      <w:lvlJc w:val="left"/>
+      <w:pPr>
+        <w:tabs>
+          <w:tab w:val="num" w:pos="5760"/>
+        </w:tabs>
+        <w:ind w:left="5760" w:hanging="360"/>
+      </w:pPr>
+      <w:rPr>
+        <w:rFonts w:ascii="Wingdings" w:hAnsi="Wingdings" w:hint="default"/>
+        <w:sz w:val="20"/>
+      </w:rPr>
+    </w:lvl>
+    <w:lvl w:ilvl="8" w:tentative="1">
+      <w:start w:val="1"/>
+      <w:numFmt w:val="bullet"/>
+      <w:lvlText w:val=""/>
+      <w:lvlJc w:val="left"/>
+      <w:pPr>
+        <w:tabs>
+          <w:tab w:val="num" w:pos="6480"/>
+        </w:tabs>
+        <w:ind w:left="6480" w:hanging="360"/>
+      </w:pPr>
+      <w:rPr>
+        <w:rFonts w:ascii="Wingdings" w:hAnsi="Wingdings" w:hint="default"/>
+        <w:sz w:val="20"/>
+      </w:rPr>
+    </w:lvl>
+  </w:abstractNum>
+  <w:abstractNum w:abstractNumId="1" w15:restartNumberingAfterBreak="0">
+    <w:nsid w:val="1B537946"/>
+    <w:multiLevelType w:val="multilevel"/>
+    <w:tmpl w:val="6C9E72AC"/>
+    <w:lvl w:ilvl="0">
+      <w:start w:val="1"/>
+      <w:numFmt w:val="bullet"/>
+      <w:lvlText w:val=""/>
+      <w:lvlJc w:val="left"/>
+      <w:pPr>
+        <w:tabs>
+          <w:tab w:val="num" w:pos="720"/>
+        </w:tabs>
+        <w:ind w:left="720" w:hanging="360"/>
+      </w:pPr>
+      <w:rPr>
+        <w:rFonts w:ascii="Symbol" w:hAnsi="Symbol" w:hint="default"/>
+        <w:sz w:val="20"/>
+      </w:rPr>
+    </w:lvl>
+    <w:lvl w:ilvl="1" w:tentative="1">
+      <w:start w:val="1"/>
+      <w:numFmt w:val="bullet"/>
+      <w:lvlText w:val="o"/>
+      <w:lvlJc w:val="left"/>
+      <w:pPr>
+        <w:tabs>
+          <w:tab w:val="num" w:pos="1440"/>
+        </w:tabs>
+        <w:ind w:left="1440" w:hanging="360"/>
+      </w:pPr>
+      <w:rPr>
+        <w:rFonts w:ascii="Courier New" w:hAnsi="Courier New" w:hint="default"/>
+        <w:sz w:val="20"/>
+      </w:rPr>
+    </w:lvl>
+    <w:lvl w:ilvl="2" w:tentative="1">
+      <w:start w:val="1"/>
+      <w:numFmt w:val="bullet"/>
+      <w:lvlText w:val=""/>
+      <w:lvlJc w:val="left"/>
+      <w:pPr>
+        <w:tabs>
+          <w:tab w:val="num" w:pos="2160"/>
+        </w:tabs>
+        <w:ind w:left="2160" w:hanging="360"/>
+      </w:pPr>
+      <w:rPr>
+        <w:rFonts w:ascii="Wingdings" w:hAnsi="Wingdings" w:hint="default"/>
+        <w:sz w:val="20"/>
+      </w:rPr>
+    </w:lvl>
+    <w:lvl w:ilvl="3" w:tentative="1">
+      <w:start w:val="1"/>
+      <w:numFmt w:val="bullet"/>
+      <w:lvlText w:val=""/>
+      <w:lvlJc w:val="left"/>
+      <w:pPr>
+        <w:tabs>
+          <w:tab w:val="num" w:pos="2880"/>
+        </w:tabs>
+        <w:ind w:left="2880" w:hanging="360"/>
+      </w:pPr>
+      <w:rPr>
+        <w:rFonts w:ascii="Wingdings" w:hAnsi="Wingdings" w:hint="default"/>
+        <w:sz w:val="20"/>
+      </w:rPr>
+    </w:lvl>
+    <w:lvl w:ilvl="4" w:tentative="1">
+      <w:start w:val="1"/>
+      <w:numFmt w:val="bullet"/>
+      <w:lvlText w:val=""/>
+      <w:lvlJc w:val="left"/>
+      <w:pPr>
+        <w:tabs>
+          <w:tab w:val="num" w:pos="3600"/>
+        </w:tabs>
+        <w:ind w:left="3600" w:hanging="360"/>
+      </w:pPr>
+      <w:rPr>
+        <w:rFonts w:ascii="Wingdings" w:hAnsi="Wingdings" w:hint="default"/>
+        <w:sz w:val="20"/>
+      </w:rPr>
+    </w:lvl>
+    <w:lvl w:ilvl="5" w:tentative="1">
+      <w:start w:val="1"/>
+      <w:numFmt w:val="bullet"/>
+      <w:lvlText w:val=""/>
+      <w:lvlJc w:val="left"/>
+      <w:pPr>
+        <w:tabs>
+          <w:tab w:val="num" w:pos="4320"/>
+        </w:tabs>
+        <w:ind w:left="4320" w:hanging="360"/>
+      </w:pPr>
+      <w:rPr>
+        <w:rFonts w:ascii="Wingdings" w:hAnsi="Wingdings" w:hint="default"/>
+        <w:sz w:val="20"/>
+      </w:rPr>
+    </w:lvl>
+    <w:lvl w:ilvl="6" w:tentative="1">
+      <w:start w:val="1"/>
+      <w:numFmt w:val="bullet"/>
+      <w:lvlText w:val=""/>
+      <w:lvlJc w:val="left"/>
+      <w:pPr>
+        <w:tabs>
+          <w:tab w:val="num" w:pos="5040"/>
+        </w:tabs>
+        <w:ind w:left="5040" w:hanging="360"/>
+      </w:pPr>
+      <w:rPr>
+        <w:rFonts w:ascii="Wingdings" w:hAnsi="Wingdings" w:hint="default"/>
+        <w:sz w:val="20"/>
+      </w:rPr>
+    </w:lvl>
+    <w:lvl w:ilvl="7" w:tentative="1">
+      <w:start w:val="1"/>
+      <w:numFmt w:val="bullet"/>
+      <w:lvlText w:val=""/>
+      <w:lvlJc w:val="left"/>
+      <w:pPr>
+        <w:tabs>
+          <w:tab w:val="num" w:pos="5760"/>
+        </w:tabs>
+        <w:ind w:left="5760" w:hanging="360"/>
+      </w:pPr>
+      <w:rPr>
+        <w:rFonts w:ascii="Wingdings" w:hAnsi="Wingdings" w:hint="default"/>
+        <w:sz w:val="20"/>
+      </w:rPr>
+    </w:lvl>
+    <w:lvl w:ilvl="8" w:tentative="1">
+      <w:start w:val="1"/>
+      <w:numFmt w:val="bullet"/>
+      <w:lvlText w:val=""/>
+      <w:lvlJc w:val="left"/>
+      <w:pPr>
+        <w:tabs>
+          <w:tab w:val="num" w:pos="6480"/>
+        </w:tabs>
+        <w:ind w:left="6480" w:hanging="360"/>
+      </w:pPr>
+      <w:rPr>
+        <w:rFonts w:ascii="Wingdings" w:hAnsi="Wingdings" w:hint="default"/>
+        <w:sz w:val="20"/>
+      </w:rPr>
+    </w:lvl>
+  </w:abstractNum>
+  <w:num w:numId="1">
+    <w:abstractNumId w:val="1"/>
+  </w:num>
+  <w:num w:numId="2">
+    <w:abstractNumId w:val="0"/>
+  </w:num>
+</w:numbering>
 </file>
 
 <file path=word/styles.xml><?xml version="1.0" encoding="utf-8"?>
@@ -436,6 +1187,25 @@
     <w:name w:val="Normal"/>
     <w:qFormat/>
   </w:style>
+  <w:style w:type="paragraph" w:styleId="Heading3">
+    <w:name w:val="heading 3"/>
+    <w:basedOn w:val="Normal"/>
+    <w:link w:val="Heading3Char"/>
+    <w:uiPriority w:val="9"/>
+    <w:qFormat/>
+    <w:rsid w:val="00337A5F"/>
+    <w:pPr>
+      <w:spacing w:before="100" w:beforeAutospacing="1" w:after="100" w:afterAutospacing="1" w:line="240" w:lineRule="auto"/>
+      <w:outlineLvl w:val="2"/>
+    </w:pPr>
+    <w:rPr>
+      <w:rFonts w:ascii="Times New Roman" w:eastAsia="Times New Roman" w:hAnsi="Times New Roman" w:cs="Times New Roman"/>
+      <w:b/>
+      <w:bCs/>
+      <w:sz w:val="27"/>
+      <w:szCs w:val="27"/>
+    </w:rPr>
+  </w:style>
   <w:style w:type="character" w:default="1" w:styleId="DefaultParagraphFont">
     <w:name w:val="Default Paragraph Font"/>
     <w:uiPriority w:val="1"/>
@@ -462,6 +1232,58 @@
     <w:uiPriority w:val="99"/>
     <w:semiHidden/>
     <w:unhideWhenUsed/>
+  </w:style>
+  <w:style w:type="character" w:styleId="Strong">
+    <w:name w:val="Strong"/>
+    <w:basedOn w:val="DefaultParagraphFont"/>
+    <w:uiPriority w:val="22"/>
+    <w:qFormat/>
+    <w:rsid w:val="00453E45"/>
+    <w:rPr>
+      <w:b/>
+      <w:bCs/>
+    </w:rPr>
+  </w:style>
+  <w:style w:type="character" w:customStyle="1" w:styleId="Heading3Char">
+    <w:name w:val="Heading 3 Char"/>
+    <w:basedOn w:val="DefaultParagraphFont"/>
+    <w:link w:val="Heading3"/>
+    <w:uiPriority w:val="9"/>
+    <w:rsid w:val="00337A5F"/>
+    <w:rPr>
+      <w:rFonts w:ascii="Times New Roman" w:eastAsia="Times New Roman" w:hAnsi="Times New Roman" w:cs="Times New Roman"/>
+      <w:b/>
+      <w:bCs/>
+      <w:sz w:val="27"/>
+      <w:szCs w:val="27"/>
+    </w:rPr>
+  </w:style>
+  <w:style w:type="paragraph" w:styleId="NormalWeb">
+    <w:name w:val="Normal (Web)"/>
+    <w:basedOn w:val="Normal"/>
+    <w:uiPriority w:val="99"/>
+    <w:semiHidden/>
+    <w:unhideWhenUsed/>
+    <w:rsid w:val="00337A5F"/>
+    <w:pPr>
+      <w:spacing w:before="100" w:beforeAutospacing="1" w:after="100" w:afterAutospacing="1" w:line="240" w:lineRule="auto"/>
+    </w:pPr>
+    <w:rPr>
+      <w:rFonts w:ascii="Times New Roman" w:eastAsia="Times New Roman" w:hAnsi="Times New Roman" w:cs="Times New Roman"/>
+      <w:sz w:val="24"/>
+      <w:szCs w:val="24"/>
+    </w:rPr>
+  </w:style>
+  <w:style w:type="character" w:styleId="Emphasis">
+    <w:name w:val="Emphasis"/>
+    <w:basedOn w:val="DefaultParagraphFont"/>
+    <w:uiPriority w:val="20"/>
+    <w:qFormat/>
+    <w:rsid w:val="00337A5F"/>
+    <w:rPr>
+      <w:i/>
+      <w:iCs/>
+    </w:rPr>
   </w:style>
 </w:styles>
 </file>

--- a/Lotrinh_hoc_AI/07_tuan/Support Vector Machine(SVM).docx
+++ b/Lotrinh_hoc_AI/07_tuan/Support Vector Machine(SVM).docx
@@ -1,6 +1,6 @@
 
 <file path=word/document.xml><?xml version="1.0" encoding="utf-8"?>
-<w:document xmlns:wpc="http://schemas.microsoft.com/office/word/2010/wordprocessingCanvas" xmlns:cx="http://schemas.microsoft.com/office/drawing/2014/chartex" xmlns:mc="http://schemas.openxmlformats.org/markup-compatibility/2006" xmlns:o="urn:schemas-microsoft-com:office:office" xmlns:r="http://schemas.openxmlformats.org/officeDocument/2006/relationships" xmlns:m="http://schemas.openxmlformats.org/officeDocument/2006/math" xmlns:v="urn:schemas-microsoft-com:vml" xmlns:wp14="http://schemas.microsoft.com/office/word/2010/wordprocessingDrawing" xmlns:wp="http://schemas.openxmlformats.org/drawingml/2006/wordprocessingDrawing" xmlns:w10="urn:schemas-microsoft-com:office:word" xmlns:w="http://schemas.openxmlformats.org/wordprocessingml/2006/main" xmlns:w14="http://schemas.microsoft.com/office/word/2010/wordml" xmlns:w15="http://schemas.microsoft.com/office/word/2012/wordml" xmlns:w16se="http://schemas.microsoft.com/office/word/2015/wordml/symex" xmlns:wpg="http://schemas.microsoft.com/office/word/2010/wordprocessingGroup" xmlns:wpi="http://schemas.microsoft.com/office/word/2010/wordprocessingInk" xmlns:wne="http://schemas.microsoft.com/office/word/2006/wordml" xmlns:wps="http://schemas.microsoft.com/office/word/2010/wordprocessingShape" mc:Ignorable="w14 w15 w16se wp14">
+<w:document xmlns:wpc="http://schemas.microsoft.com/office/word/2010/wordprocessingCanvas" xmlns:cx="http://schemas.microsoft.com/office/drawing/2014/chartex" xmlns:cx1="http://schemas.microsoft.com/office/drawing/2015/9/8/chartex" xmlns:cx2="http://schemas.microsoft.com/office/drawing/2015/10/21/chartex" xmlns:cx3="http://schemas.microsoft.com/office/drawing/2016/5/9/chartex" xmlns:cx4="http://schemas.microsoft.com/office/drawing/2016/5/10/chartex" xmlns:cx5="http://schemas.microsoft.com/office/drawing/2016/5/11/chartex" xmlns:cx6="http://schemas.microsoft.com/office/drawing/2016/5/12/chartex" xmlns:cx7="http://schemas.microsoft.com/office/drawing/2016/5/13/chartex" xmlns:cx8="http://schemas.microsoft.com/office/drawing/2016/5/14/chartex" xmlns:mc="http://schemas.openxmlformats.org/markup-compatibility/2006" xmlns:aink="http://schemas.microsoft.com/office/drawing/2016/ink" xmlns:am3d="http://schemas.microsoft.com/office/drawing/2017/model3d" xmlns:o="urn:schemas-microsoft-com:office:office" xmlns:oel="http://schemas.microsoft.com/office/2019/extlst" xmlns:r="http://schemas.openxmlformats.org/officeDocument/2006/relationships" xmlns:m="http://schemas.openxmlformats.org/officeDocument/2006/math" xmlns:v="urn:schemas-microsoft-com:vml" xmlns:wp14="http://schemas.microsoft.com/office/word/2010/wordprocessingDrawing" xmlns:wp="http://schemas.openxmlformats.org/drawingml/2006/wordprocessingDrawing" xmlns:w10="urn:schemas-microsoft-com:office:word" xmlns:w="http://schemas.openxmlformats.org/wordprocessingml/2006/main" xmlns:w14="http://schemas.microsoft.com/office/word/2010/wordml" xmlns:w15="http://schemas.microsoft.com/office/word/2012/wordml" xmlns:w16cex="http://schemas.microsoft.com/office/word/2018/wordml/cex" xmlns:w16cid="http://schemas.microsoft.com/office/word/2016/wordml/cid" xmlns:w16="http://schemas.microsoft.com/office/word/2018/wordml" xmlns:w16du="http://schemas.microsoft.com/office/word/2023/wordml/word16du" xmlns:w16sdtdh="http://schemas.microsoft.com/office/word/2020/wordml/sdtdatahash" xmlns:w16sdtfl="http://schemas.microsoft.com/office/word/2024/wordml/sdtformatlock" xmlns:w16se="http://schemas.microsoft.com/office/word/2015/wordml/symex" xmlns:wpg="http://schemas.microsoft.com/office/word/2010/wordprocessingGroup" xmlns:wpi="http://schemas.microsoft.com/office/word/2010/wordprocessingInk" xmlns:wne="http://schemas.microsoft.com/office/word/2006/wordml" xmlns:wps="http://schemas.microsoft.com/office/word/2010/wordprocessingShape" mc:Ignorable="w14 w15 w16se w16cid w16 w16cex w16sdtdh w16sdtfl w16du wp14">
   <w:body>
     <w:p>
       <w:pPr>
@@ -40,19 +40,13 @@
         <w:t>SVM (Support Vector Machine)</w:t>
       </w:r>
       <w:r>
-        <w:t xml:space="preserve"> </w:t>
-      </w:r>
-      <w:r>
-        <w:t xml:space="preserve"> </w:t>
+        <w:t xml:space="preserve">  </w:t>
       </w:r>
       <w:r>
         <w:t>Mô hình này</w:t>
       </w:r>
       <w:r>
-        <w:t xml:space="preserve"> </w:t>
-      </w:r>
-      <w:r>
-        <w:t xml:space="preserve">giải quyết tốt một lớp bài toán rất phổ biến: </w:t>
+        <w:t xml:space="preserve"> giải quyết tốt một lớp bài toán rất phổ biến: </w:t>
       </w:r>
       <w:r>
         <w:rPr>
@@ -232,6 +226,48 @@
     <w:p>
       <w:pPr>
         <w:spacing w:before="100" w:beforeAutospacing="1" w:after="100" w:afterAutospacing="1" w:line="240" w:lineRule="auto"/>
+      </w:pPr>
+      <w:r>
+        <w:drawing>
+          <wp:inline distT="0" distB="0" distL="0" distR="0" wp14:anchorId="7A2D0B13" wp14:editId="7F02B56B">
+            <wp:extent cx="5943600" cy="2839085"/>
+            <wp:effectExtent l="0" t="0" r="0" b="0"/>
+            <wp:docPr id="501987708" name="Picture 1"/>
+            <wp:cNvGraphicFramePr>
+              <a:graphicFrameLocks xmlns:a="http://schemas.openxmlformats.org/drawingml/2006/main" noChangeAspect="1"/>
+            </wp:cNvGraphicFramePr>
+            <a:graphic xmlns:a="http://schemas.openxmlformats.org/drawingml/2006/main">
+              <a:graphicData uri="http://schemas.openxmlformats.org/drawingml/2006/picture">
+                <pic:pic xmlns:pic="http://schemas.openxmlformats.org/drawingml/2006/picture">
+                  <pic:nvPicPr>
+                    <pic:cNvPr id="501987708" name=""/>
+                    <pic:cNvPicPr/>
+                  </pic:nvPicPr>
+                  <pic:blipFill>
+                    <a:blip r:embed="rId5"/>
+                    <a:stretch>
+                      <a:fillRect/>
+                    </a:stretch>
+                  </pic:blipFill>
+                  <pic:spPr>
+                    <a:xfrm>
+                      <a:off x="0" y="0"/>
+                      <a:ext cx="5943600" cy="2839085"/>
+                    </a:xfrm>
+                    <a:prstGeom prst="rect">
+                      <a:avLst/>
+                    </a:prstGeom>
+                  </pic:spPr>
+                </pic:pic>
+              </a:graphicData>
+            </a:graphic>
+          </wp:inline>
+        </w:drawing>
+      </w:r>
+    </w:p>
+    <w:p>
+      <w:pPr>
+        <w:spacing w:before="100" w:beforeAutospacing="1" w:after="100" w:afterAutospacing="1" w:line="240" w:lineRule="auto"/>
         <w:outlineLvl w:val="2"/>
         <w:rPr>
           <w:rFonts w:ascii="Times New Roman" w:eastAsia="Times New Roman" w:hAnsi="Times New Roman" w:cs="Times New Roman"/>
@@ -262,7 +298,6 @@
           <w:szCs w:val="24"/>
         </w:rPr>
       </w:pPr>
-      <w:bookmarkStart w:id="0" w:name="_GoBack"/>
       <w:r>
         <w:rPr>
           <w:rFonts w:ascii="Times New Roman" w:eastAsia="Times New Roman" w:hAnsi="Times New Roman" w:cs="Times New Roman"/>
@@ -287,7 +322,16 @@
           <w:sz w:val="24"/>
           <w:szCs w:val="24"/>
         </w:rPr>
-        <w:t xml:space="preserve">: ánh xạ dữ liệu sang không gian nhiều chiều hơn, nơi nó </w:t>
+        <w:t xml:space="preserve">: ánh xạ dữ liệu sang không gian </w:t>
+      </w:r>
+      <w:r>
+        <w:rPr>
+          <w:rFonts w:ascii="Times New Roman" w:eastAsia="Times New Roman" w:hAnsi="Times New Roman" w:cs="Times New Roman"/>
+          <w:sz w:val="24"/>
+          <w:szCs w:val="24"/>
+        </w:rPr>
+        <w:lastRenderedPageBreak/>
+        <w:t xml:space="preserve">nhiều chiều hơn, nơi nó </w:t>
       </w:r>
       <w:r>
         <w:rPr>
@@ -308,7 +352,6 @@
         <w:t xml:space="preserve"> tách tuyến tính được, mà không cần tính toán tường minh phép ánh xạ đó (tiết kiệm chi phí tính toán rất nhiều).</w:t>
       </w:r>
     </w:p>
-    <w:bookmarkEnd w:id="0"/>
     <w:p>
       <w:pPr>
         <w:spacing w:before="100" w:beforeAutospacing="1" w:after="100" w:afterAutospacing="1" w:line="240" w:lineRule="auto"/>
@@ -433,12 +476,12 @@
       </w:pPr>
       <w:r>
         <w:rPr>
+          <w:noProof/>
           <w:sz w:val="28"/>
           <w:szCs w:val="28"/>
         </w:rPr>
-        <w:lastRenderedPageBreak/>
         <w:drawing>
-          <wp:inline distT="0" distB="0" distL="0" distR="0" wp14:anchorId="15D0F70F" wp14:editId="07246739">
+          <wp:inline distT="0" distB="0" distL="0" distR="0" wp14:anchorId="4AD1F2B3" wp14:editId="73588E2C">
             <wp:extent cx="5942330" cy="1647825"/>
             <wp:effectExtent l="0" t="0" r="1270" b="9525"/>
             <wp:docPr id="1" name="Picture 1"/>
@@ -453,7 +496,7 @@
                     <pic:cNvPicPr/>
                   </pic:nvPicPr>
                   <pic:blipFill>
-                    <a:blip r:embed="rId5"/>
+                    <a:blip r:embed="rId6"/>
                     <a:stretch>
                       <a:fillRect/>
                     </a:stretch>
@@ -485,7 +528,7 @@
 </file>
 
 <file path=word/numbering.xml><?xml version="1.0" encoding="utf-8"?>
-<w:numbering xmlns:wpc="http://schemas.microsoft.com/office/word/2010/wordprocessingCanvas" xmlns:cx="http://schemas.microsoft.com/office/drawing/2014/chartex" xmlns:mc="http://schemas.openxmlformats.org/markup-compatibility/2006" xmlns:o="urn:schemas-microsoft-com:office:office" xmlns:r="http://schemas.openxmlformats.org/officeDocument/2006/relationships" xmlns:m="http://schemas.openxmlformats.org/officeDocument/2006/math" xmlns:v="urn:schemas-microsoft-com:vml" xmlns:wp14="http://schemas.microsoft.com/office/word/2010/wordprocessingDrawing" xmlns:wp="http://schemas.openxmlformats.org/drawingml/2006/wordprocessingDrawing" xmlns:w10="urn:schemas-microsoft-com:office:word" xmlns:w="http://schemas.openxmlformats.org/wordprocessingml/2006/main" xmlns:w14="http://schemas.microsoft.com/office/word/2010/wordml" xmlns:w15="http://schemas.microsoft.com/office/word/2012/wordml" xmlns:w16se="http://schemas.microsoft.com/office/word/2015/wordml/symex" xmlns:wpg="http://schemas.microsoft.com/office/word/2010/wordprocessingGroup" xmlns:wpi="http://schemas.microsoft.com/office/word/2010/wordprocessingInk" xmlns:wne="http://schemas.microsoft.com/office/word/2006/wordml" xmlns:wps="http://schemas.microsoft.com/office/word/2010/wordprocessingShape" mc:Ignorable="w14 w15 w16se wp14">
+<w:numbering xmlns:wpc="http://schemas.microsoft.com/office/word/2010/wordprocessingCanvas" xmlns:cx="http://schemas.microsoft.com/office/drawing/2014/chartex" xmlns:cx1="http://schemas.microsoft.com/office/drawing/2015/9/8/chartex" xmlns:cx2="http://schemas.microsoft.com/office/drawing/2015/10/21/chartex" xmlns:cx3="http://schemas.microsoft.com/office/drawing/2016/5/9/chartex" xmlns:cx4="http://schemas.microsoft.com/office/drawing/2016/5/10/chartex" xmlns:cx5="http://schemas.microsoft.com/office/drawing/2016/5/11/chartex" xmlns:cx6="http://schemas.microsoft.com/office/drawing/2016/5/12/chartex" xmlns:cx7="http://schemas.microsoft.com/office/drawing/2016/5/13/chartex" xmlns:cx8="http://schemas.microsoft.com/office/drawing/2016/5/14/chartex" xmlns:mc="http://schemas.openxmlformats.org/markup-compatibility/2006" xmlns:aink="http://schemas.microsoft.com/office/drawing/2016/ink" xmlns:am3d="http://schemas.microsoft.com/office/drawing/2017/model3d" xmlns:o="urn:schemas-microsoft-com:office:office" xmlns:oel="http://schemas.microsoft.com/office/2019/extlst" xmlns:r="http://schemas.openxmlformats.org/officeDocument/2006/relationships" xmlns:m="http://schemas.openxmlformats.org/officeDocument/2006/math" xmlns:v="urn:schemas-microsoft-com:vml" xmlns:wp14="http://schemas.microsoft.com/office/word/2010/wordprocessingDrawing" xmlns:wp="http://schemas.openxmlformats.org/drawingml/2006/wordprocessingDrawing" xmlns:w10="urn:schemas-microsoft-com:office:word" xmlns:w="http://schemas.openxmlformats.org/wordprocessingml/2006/main" xmlns:w14="http://schemas.microsoft.com/office/word/2010/wordml" xmlns:w15="http://schemas.microsoft.com/office/word/2012/wordml" xmlns:w16cex="http://schemas.microsoft.com/office/word/2018/wordml/cex" xmlns:w16cid="http://schemas.microsoft.com/office/word/2016/wordml/cid" xmlns:w16="http://schemas.microsoft.com/office/word/2018/wordml" xmlns:w16du="http://schemas.microsoft.com/office/word/2023/wordml/word16du" xmlns:w16sdtdh="http://schemas.microsoft.com/office/word/2020/wordml/sdtdatahash" xmlns:w16sdtfl="http://schemas.microsoft.com/office/word/2024/wordml/sdtformatlock" xmlns:w16se="http://schemas.microsoft.com/office/word/2015/wordml/symex" xmlns:wpg="http://schemas.microsoft.com/office/word/2010/wordprocessingGroup" xmlns:wpi="http://schemas.microsoft.com/office/word/2010/wordprocessingInk" xmlns:wne="http://schemas.microsoft.com/office/word/2006/wordml" xmlns:wps="http://schemas.microsoft.com/office/word/2010/wordprocessingShape" mc:Ignorable="w14 w15 w16se w16cid w16 w16cex w16sdtdh w16sdtfl w16du wp14">
   <w:abstractNum w:abstractNumId="0" w15:restartNumberingAfterBreak="0">
     <w:nsid w:val="082A5F17"/>
     <w:multiLevelType w:val="multilevel"/>
@@ -784,17 +827,17 @@
       </w:rPr>
     </w:lvl>
   </w:abstractNum>
-  <w:num w:numId="1">
+  <w:num w:numId="1" w16cid:durableId="927228745">
     <w:abstractNumId w:val="1"/>
   </w:num>
-  <w:num w:numId="2">
+  <w:num w:numId="2" w16cid:durableId="1993293503">
     <w:abstractNumId w:val="0"/>
   </w:num>
 </w:numbering>
 </file>
 
 <file path=word/styles.xml><?xml version="1.0" encoding="utf-8"?>
-<w:styles xmlns:mc="http://schemas.openxmlformats.org/markup-compatibility/2006" xmlns:r="http://schemas.openxmlformats.org/officeDocument/2006/relationships" xmlns:w="http://schemas.openxmlformats.org/wordprocessingml/2006/main" xmlns:w14="http://schemas.microsoft.com/office/word/2010/wordml" xmlns:w15="http://schemas.microsoft.com/office/word/2012/wordml" xmlns:w16se="http://schemas.microsoft.com/office/word/2015/wordml/symex" mc:Ignorable="w14 w15 w16se">
+<w:styles xmlns:mc="http://schemas.openxmlformats.org/markup-compatibility/2006" xmlns:r="http://schemas.openxmlformats.org/officeDocument/2006/relationships" xmlns:w="http://schemas.openxmlformats.org/wordprocessingml/2006/main" xmlns:w14="http://schemas.microsoft.com/office/word/2010/wordml" xmlns:w15="http://schemas.microsoft.com/office/word/2012/wordml" xmlns:w16cex="http://schemas.microsoft.com/office/word/2018/wordml/cex" xmlns:w16cid="http://schemas.microsoft.com/office/word/2016/wordml/cid" xmlns:w16="http://schemas.microsoft.com/office/word/2018/wordml" xmlns:w16du="http://schemas.microsoft.com/office/word/2023/wordml/word16du" xmlns:w16sdtdh="http://schemas.microsoft.com/office/word/2020/wordml/sdtdatahash" xmlns:w16sdtfl="http://schemas.microsoft.com/office/word/2024/wordml/sdtformatlock" xmlns:w16se="http://schemas.microsoft.com/office/word/2015/wordml/symex" mc:Ignorable="w14 w15 w16se w16cid w16 w16cex w16sdtdh w16sdtfl w16du">
   <w:docDefaults>
     <w:rPrDefault>
       <w:rPr>
@@ -810,7 +853,7 @@
       </w:pPr>
     </w:pPrDefault>
   </w:docDefaults>
-  <w:latentStyles w:defLockedState="0" w:defUIPriority="99" w:defSemiHidden="0" w:defUnhideWhenUsed="0" w:defQFormat="0" w:count="371">
+  <w:latentStyles w:defLockedState="0" w:defUIPriority="99" w:defSemiHidden="0" w:defUnhideWhenUsed="0" w:defQFormat="0" w:count="376">
     <w:lsdException w:name="Normal" w:uiPriority="0" w:qFormat="1"/>
     <w:lsdException w:name="heading 1" w:uiPriority="9" w:qFormat="1"/>
     <w:lsdException w:name="heading 2" w:semiHidden="1" w:uiPriority="9" w:unhideWhenUsed="1" w:qFormat="1"/>
@@ -1182,6 +1225,11 @@
     <w:lsdException w:name="List Table 5 Dark Accent 6" w:uiPriority="50"/>
     <w:lsdException w:name="List Table 6 Colorful Accent 6" w:uiPriority="51"/>
     <w:lsdException w:name="List Table 7 Colorful Accent 6" w:uiPriority="52"/>
+    <w:lsdException w:name="Mention" w:semiHidden="1" w:unhideWhenUsed="1"/>
+    <w:lsdException w:name="Smart Hyperlink" w:semiHidden="1" w:unhideWhenUsed="1"/>
+    <w:lsdException w:name="Hashtag" w:semiHidden="1" w:unhideWhenUsed="1"/>
+    <w:lsdException w:name="Unresolved Mention" w:semiHidden="1" w:unhideWhenUsed="1"/>
+    <w:lsdException w:name="Smart Link" w:semiHidden="1" w:unhideWhenUsed="1"/>
   </w:latentStyles>
   <w:style w:type="paragraph" w:default="1" w:styleId="Normal">
     <w:name w:val="Normal"/>
